--- a/examples/image-figure.docx
+++ b/examples/image-figure.docx
@@ -44,10 +44,36 @@
         <w:t xml:space="preserve">Result</w:t>
       </w:r>
     </w:p>
+    <w:p>
+      <w:pPr>
+        <w:pStyle w:val="FirstParagraph"/>
+      </w:pPr>
+      <w:r>
+        <w:t xml:space="preserve">Participants rated each clip on a scale from one to five. The study</w:t>
+      </w:r>
+      <w:r>
+        <w:t xml:space="preserve"> </w:t>
+      </w:r>
+      <w:r>
+        <w:t xml:space="preserve">compared a control condition with a treatment condition, and the figure in</w:t>
+      </w:r>
+      <w:r>
+        <w:t xml:space="preserve"> </w:t>
+      </w:r>
+      <w:r>
+        <w:t xml:space="preserve">this section shows the mean rating in each one. This paragraph comes before</w:t>
+      </w:r>
+      <w:r>
+        <w:t xml:space="preserve"> </w:t>
+      </w:r>
+      <w:r>
+        <w:t xml:space="preserve">the figure, so it runs the full width of the text.</w:t>
+      </w:r>
+    </w:p>
     <w:bookmarkStart w:id="12" w:name="fig-ratings"/>
     <w:p>
       <w:pPr>
-        <w:pStyle w:val="FirstParagraph"/>
+        <w:pStyle w:val="BodyText"/>
       </w:pPr>
       <w:pPr>
         <w:pStyle w:val="Compact"/>
@@ -117,12 +143,6 @@
       <w:pPr>
         <w:pStyle w:val="BodyText"/>
       </w:pPr>
-      <w:r>
-        <w:t xml:space="preserve">Participants rated each clip on a scale from one to five.</w:t>
-      </w:r>
-      <w:r>
-        <w:t xml:space="preserve"> </w:t>
-      </w:r>
       <w:hyperlink w:anchor="fig-ratings">
         <w:r>
           <w:rPr>
@@ -135,27 +155,19 @@
         <w:t xml:space="preserve"> </w:t>
       </w:r>
       <w:r>
-        <w:t xml:space="preserve">shows the mean rating in each condition. Ratings in the treatment</w:t>
-      </w:r>
-      <w:r>
-        <w:t xml:space="preserve"> </w:t>
-      </w:r>
-      <w:r>
-        <w:t xml:space="preserve">condition were higher than ratings in the control condition.</w:t>
-      </w:r>
-    </w:p>
-    <w:p>
-      <w:pPr>
-        <w:pStyle w:val="BodyText"/>
-      </w:pPr>
-      <w:r>
-        <w:t xml:space="preserve">The figure keeps its number and its caption, and this paragraph can point</w:t>
-      </w:r>
-      <w:r>
-        <w:t xml:space="preserve"> </w:t>
-      </w:r>
-      <w:r>
-        <w:t xml:space="preserve">to it with a</w:t>
+        <w:t xml:space="preserve">shows that ratings in the treatment condition were higher</w:t>
+      </w:r>
+      <w:r>
+        <w:t xml:space="preserve"> </w:t>
+      </w:r>
+      <w:r>
+        <w:t xml:space="preserve">than ratings in the control condition. The figure keeps its number and its</w:t>
+      </w:r>
+      <w:r>
+        <w:t xml:space="preserve"> </w:t>
+      </w:r>
+      <w:r>
+        <w:t xml:space="preserve">caption, and this paragraph can point to it with a</w:t>
       </w:r>
       <w:r>
         <w:t xml:space="preserve"> </w:t>
@@ -170,7 +182,15 @@
         <w:t xml:space="preserve"> </w:t>
       </w:r>
       <w:r>
-        <w:t xml:space="preserve">link. The class</w:t>
+        <w:t xml:space="preserve">link.</w:t>
+      </w:r>
+    </w:p>
+    <w:p>
+      <w:pPr>
+        <w:pStyle w:val="BodyText"/>
+      </w:pPr>
+      <w:r>
+        <w:t xml:space="preserve">The class</w:t>
       </w:r>
       <w:r>
         <w:t xml:space="preserve"> </w:t>
@@ -185,13 +205,13 @@
         <w:t xml:space="preserve"> </w:t>
       </w:r>
       <w:r>
-        <w:t xml:space="preserve">puts the figure on the</w:t>
-      </w:r>
-      <w:r>
-        <w:t xml:space="preserve"> </w:t>
-      </w:r>
-      <w:r>
-        <w:t xml:space="preserve">right side of the text, and the</w:t>
+        <w:t xml:space="preserve">puts the figure on the right side of the text, and</w:t>
+      </w:r>
+      <w:r>
+        <w:t xml:space="preserve"> </w:t>
+      </w:r>
+      <w:r>
+        <w:t xml:space="preserve">the</w:t>
       </w:r>
       <w:r>
         <w:t xml:space="preserve"> </w:t>
@@ -206,45 +226,67 @@
         <w:t xml:space="preserve"> </w:t>
       </w:r>
       <w:r>
-        <w:t xml:space="preserve">attribute makes it 40% of the</w:t>
-      </w:r>
-      <w:r>
-        <w:t xml:space="preserve"> </w:t>
-      </w:r>
-      <w:r>
-        <w:t xml:space="preserve">text width.</w:t>
-      </w:r>
-    </w:p>
-    <w:p>
-      <w:pPr>
-        <w:pStyle w:val="BodyText"/>
-      </w:pPr>
-      <w:r>
-        <w:t xml:space="preserve">The paragraphs after the figure flow beside it until the text passes the</w:t>
-      </w:r>
-      <w:r>
-        <w:t xml:space="preserve"> </w:t>
-      </w:r>
-      <w:r>
-        <w:t xml:space="preserve">bottom of the figure. After that, they run the full width of the text.</w:t>
-      </w:r>
-      <w:r>
-        <w:t xml:space="preserve"> </w:t>
-      </w:r>
-      <w:r>
-        <w:t xml:space="preserve">Each format</w:t>
-      </w:r>
-      <w:r>
-        <w:t xml:space="preserve"> </w:t>
-      </w:r>
-      <w:r>
-        <w:t xml:space="preserve">draws the same layout with its own tools: CSS in HTML, wrapfig in LaTeX,</w:t>
-      </w:r>
-      <w:r>
-        <w:t xml:space="preserve"> </w:t>
-      </w:r>
-      <w:r>
-        <w:t xml:space="preserve">wrap-it in Typst, and a frame in Word.</w:t>
+        <w:t xml:space="preserve">attribute makes it 40% of the text width. The paragraphs after</w:t>
+      </w:r>
+      <w:r>
+        <w:t xml:space="preserve"> </w:t>
+      </w:r>
+      <w:r>
+        <w:t xml:space="preserve">the figure flow on its left. Each format draws this layout with its own</w:t>
+      </w:r>
+      <w:r>
+        <w:t xml:space="preserve"> </w:t>
+      </w:r>
+      <w:r>
+        <w:t xml:space="preserve">tools: CSS in HTML, wrapfig in LaTeX, wrap-it in Typst, and a frame in</w:t>
+      </w:r>
+      <w:r>
+        <w:t xml:space="preserve"> </w:t>
+      </w:r>
+      <w:r>
+        <w:t xml:space="preserve">Word. The text does not stay in a column of its own. The first lines of this</w:t>
+      </w:r>
+      <w:r>
+        <w:t xml:space="preserve"> </w:t>
+      </w:r>
+      <w:r>
+        <w:t xml:space="preserve">paragraph sit beside the figure, and its last lines run from the left edge</w:t>
+      </w:r>
+      <w:r>
+        <w:t xml:space="preserve"> </w:t>
+      </w:r>
+      <w:r>
+        <w:t xml:space="preserve">of the text to the right edge, under the figure. Two</w:t>
+      </w:r>
+      <w:r>
+        <w:t xml:space="preserve"> </w:t>
+      </w:r>
+      <w:r>
+        <w:t xml:space="preserve">columns or a table cannot give this layout, because their text stays in</w:t>
+      </w:r>
+      <w:r>
+        <w:t xml:space="preserve"> </w:t>
+      </w:r>
+      <w:r>
+        <w:t xml:space="preserve">its own column from top to bottom. The figure’s number comes from its id,</w:t>
+      </w:r>
+      <w:r>
+        <w:t xml:space="preserve"> </w:t>
+      </w:r>
+      <w:r>
+        <w:rPr>
+          <w:rStyle w:val="VerbatimChar"/>
+        </w:rPr>
+        <w:t xml:space="preserve">#fig-ratings</w:t>
+      </w:r>
+      <w:r>
+        <w:t xml:space="preserve">, as it does for any figure in Quarto. Wrapping goes on in this way until the</w:t>
+      </w:r>
+      <w:r>
+        <w:t xml:space="preserve"> </w:t>
+      </w:r>
+      <w:r>
+        <w:t xml:space="preserve">next block that is not a paragraph, such as the heading below.</w:t>
       </w:r>
       <w:r>
         <w:br w:type="textWrapping" w:clear="all"/>
